--- a/bài 1.docx
+++ b/bài 1.docx
@@ -2,6 +2,163 @@
 <file path=word/document.xml><?xml version="1.0" encoding="utf-8"?>
 <w:document xmlns:wpc="http://schemas.microsoft.com/office/word/2010/wordprocessingCanvas" xmlns:cx="http://schemas.microsoft.com/office/drawing/2014/chartex" xmlns:mc="http://schemas.openxmlformats.org/markup-compatibility/2006" xmlns:o="urn:schemas-microsoft-com:office:office" xmlns:r="http://schemas.openxmlformats.org/officeDocument/2006/relationships" xmlns:m="http://schemas.openxmlformats.org/officeDocument/2006/math" xmlns:v="urn:schemas-microsoft-com:vml" xmlns:wp14="http://schemas.microsoft.com/office/word/2010/wordprocessingDrawing" xmlns:wp="http://schemas.openxmlformats.org/drawingml/2006/wordprocessingDrawing" xmlns:w10="urn:schemas-microsoft-com:office:word" xmlns:w="http://schemas.openxmlformats.org/wordprocessingml/2006/main" xmlns:w14="http://schemas.microsoft.com/office/word/2010/wordml" xmlns:w15="http://schemas.microsoft.com/office/word/2012/wordml" xmlns:w16se="http://schemas.microsoft.com/office/word/2015/wordml/symex" xmlns:wpg="http://schemas.microsoft.com/office/word/2010/wordprocessingGroup" xmlns:wpi="http://schemas.microsoft.com/office/word/2010/wordprocessingInk" xmlns:wne="http://schemas.microsoft.com/office/word/2006/wordml" xmlns:wps="http://schemas.microsoft.com/office/word/2010/wordprocessingShape" mc:Ignorable="w14 w15 w16se wp14">
   <w:body>
+    <w:p>
+      <w:pPr>
+        <w:spacing w:after="0" w:line="480" w:lineRule="auto"/>
+        <w:ind w:left="1180" w:right="1180"/>
+        <w:jc w:val="center"/>
+        <w:outlineLvl w:val="0"/>
+        <w:rPr>
+          <w:rFonts w:ascii="Arial" w:eastAsia="Times New Roman" w:hAnsi="Arial" w:cs="Arial"/>
+          <w:color w:val="226E93"/>
+          <w:spacing w:val="8"/>
+          <w:kern w:val="36"/>
+          <w:sz w:val="68"/>
+          <w:szCs w:val="68"/>
+          <w:lang w:eastAsia="vi-VN"/>
+        </w:rPr>
+      </w:pPr>
+      <w:bookmarkStart w:id="0" w:name="_GoBack"/>
+      <w:bookmarkEnd w:id="0"/>
+      <w:r>
+        <w:rPr>
+          <w:rFonts w:ascii="Times New Roman" w:eastAsia="Times New Roman" w:hAnsi="Times New Roman" w:cs="Times New Roman"/>
+          <w:b/>
+          <w:bCs/>
+          <w:color w:val="000000"/>
+          <w:spacing w:val="8"/>
+          <w:kern w:val="36"/>
+          <w:sz w:val="52"/>
+          <w:szCs w:val="52"/>
+          <w:lang w:eastAsia="vi-VN"/>
+        </w:rPr>
+        <w:t>Mục Tiêu của Bài Tập:</w:t>
+      </w:r>
+    </w:p>
+    <w:p>
+      <w:pPr>
+        <w:spacing w:before="100" w:after="0" w:line="240" w:lineRule="auto"/>
+        <w:ind w:right="1060"/>
+        <w:rPr>
+          <w:rFonts w:ascii="Arial" w:eastAsia="Times New Roman" w:hAnsi="Arial" w:cs="Arial"/>
+          <w:color w:val="212121"/>
+          <w:lang w:eastAsia="vi-VN"/>
+        </w:rPr>
+      </w:pPr>
+      <w:r>
+        <w:rPr>
+          <w:rFonts w:ascii="Times New Roman" w:eastAsia="Times New Roman" w:hAnsi="Times New Roman" w:cs="Times New Roman"/>
+          <w:color w:val="000000"/>
+          <w:sz w:val="28"/>
+          <w:szCs w:val="28"/>
+          <w:lang w:eastAsia="vi-VN"/>
+        </w:rPr>
+        <w:t>Rèn luyện kỹ năng tạo, đổi tên, sao chép</w:t>
+      </w:r>
+      <w:r>
+        <w:rPr>
+          <w:rFonts w:ascii="Times New Roman" w:eastAsia="Times New Roman" w:hAnsi="Times New Roman" w:cs="Times New Roman"/>
+          <w:color w:val="000000"/>
+          <w:sz w:val="28"/>
+          <w:szCs w:val="28"/>
+          <w:lang w:eastAsia="vi-VN"/>
+        </w:rPr>
+        <w:t xml:space="preserve">, di chuyển, xóa tệp tin và thư </w:t>
+      </w:r>
+      <w:r>
+        <w:rPr>
+          <w:rFonts w:ascii="Times New Roman" w:eastAsia="Times New Roman" w:hAnsi="Times New Roman" w:cs="Times New Roman"/>
+          <w:color w:val="000000"/>
+          <w:sz w:val="28"/>
+          <w:szCs w:val="28"/>
+          <w:lang w:eastAsia="vi-VN"/>
+        </w:rPr>
+        <w:t>mục một cách thành thạo trên hệ điều hành Windows (có thể điều chỉnh cho macOS/Linux).</w:t>
+      </w:r>
+    </w:p>
+    <w:p>
+      <w:pPr>
+        <w:spacing w:before="200" w:after="0" w:line="240" w:lineRule="auto"/>
+        <w:ind w:right="1060"/>
+        <w:rPr>
+          <w:rFonts w:ascii="Arial" w:eastAsia="Times New Roman" w:hAnsi="Arial" w:cs="Arial"/>
+          <w:color w:val="212121"/>
+          <w:lang w:eastAsia="vi-VN"/>
+        </w:rPr>
+      </w:pPr>
+      <w:r>
+        <w:rPr>
+          <w:rFonts w:ascii="Times New Roman" w:eastAsia="Times New Roman" w:hAnsi="Times New Roman" w:cs="Times New Roman"/>
+          <w:color w:val="000000"/>
+          <w:sz w:val="28"/>
+          <w:szCs w:val="28"/>
+          <w:lang w:eastAsia="vi-VN"/>
+        </w:rPr>
+        <w:t>Thiết kế và tạo một cấu trúc thư mục log</w:t>
+      </w:r>
+      <w:r>
+        <w:rPr>
+          <w:rFonts w:ascii="Times New Roman" w:eastAsia="Times New Roman" w:hAnsi="Times New Roman" w:cs="Times New Roman"/>
+          <w:color w:val="000000"/>
+          <w:sz w:val="28"/>
+          <w:szCs w:val="28"/>
+          <w:lang w:eastAsia="vi-VN"/>
+        </w:rPr>
+        <w:t xml:space="preserve">ic để tổ chức tài liệu học tập, </w:t>
+      </w:r>
+      <w:r>
+        <w:rPr>
+          <w:rFonts w:ascii="Times New Roman" w:eastAsia="Times New Roman" w:hAnsi="Times New Roman" w:cs="Times New Roman"/>
+          <w:color w:val="000000"/>
+          <w:sz w:val="28"/>
+          <w:szCs w:val="28"/>
+          <w:lang w:eastAsia="vi-VN"/>
+        </w:rPr>
+        <w:t>áp dụng quy tắc đặt tên nhất quán</w:t>
+      </w:r>
+    </w:p>
+    <w:p>
+      <w:pPr>
+        <w:spacing w:after="0" w:line="240" w:lineRule="auto"/>
+        <w:rPr>
+          <w:rFonts w:ascii="Times New Roman" w:eastAsia="Times New Roman" w:hAnsi="Times New Roman" w:cs="Times New Roman"/>
+          <w:sz w:val="24"/>
+          <w:szCs w:val="24"/>
+          <w:lang w:eastAsia="vi-VN"/>
+        </w:rPr>
+      </w:pPr>
+      <w:r>
+        <w:rPr>
+          <w:rFonts w:ascii="Arial" w:eastAsia="Times New Roman" w:hAnsi="Arial" w:cs="Arial"/>
+          <w:color w:val="000000"/>
+          <w:sz w:val="24"/>
+          <w:szCs w:val="24"/>
+          <w:lang w:eastAsia="vi-VN"/>
+        </w:rPr>
+        <w:br/>
+      </w:r>
+    </w:p>
+    <w:p>
+      <w:pPr>
+        <w:spacing w:after="0" w:line="240" w:lineRule="auto"/>
+        <w:ind w:right="1060"/>
+        <w:rPr>
+          <w:rFonts w:ascii="Arial" w:eastAsia="Times New Roman" w:hAnsi="Arial" w:cs="Arial"/>
+          <w:color w:val="212121"/>
+          <w:lang w:eastAsia="vi-VN"/>
+        </w:rPr>
+      </w:pPr>
+      <w:r>
+        <w:rPr>
+          <w:rFonts w:ascii="Times New Roman" w:eastAsia="Times New Roman" w:hAnsi="Times New Roman" w:cs="Times New Roman"/>
+          <w:color w:val="212121"/>
+          <w:sz w:val="28"/>
+          <w:szCs w:val="28"/>
+          <w:lang w:eastAsia="vi-VN"/>
+        </w:rPr>
+        <w:t>THAO TÁC CƠ BẢN VÀ TẬP TIN VÀ THƯ MỤC</w:t>
+      </w:r>
+    </w:p>
     <w:p>
       <w:pPr>
         <w:spacing w:before="100" w:beforeAutospacing="1" w:after="100" w:afterAutospacing="1" w:line="240" w:lineRule="auto"/>
@@ -247,6 +404,7 @@
           <w:szCs w:val="24"/>
           <w:lang w:eastAsia="vi-VN"/>
         </w:rPr>
+        <w:lastRenderedPageBreak/>
         <w:drawing>
           <wp:inline distT="0" distB="0" distL="0" distR="0" wp14:anchorId="02093D13" wp14:editId="3778A4F8">
             <wp:extent cx="5731510" cy="1871777"/>
@@ -336,7 +494,6 @@
           <w:szCs w:val="24"/>
           <w:lang w:eastAsia="vi-VN"/>
         </w:rPr>
-        <w:lastRenderedPageBreak/>
         <w:t>3.     </w:t>
       </w:r>
       <w:r>
@@ -503,6 +660,7 @@
           <w:szCs w:val="24"/>
           <w:lang w:eastAsia="vi-VN"/>
         </w:rPr>
+        <w:lastRenderedPageBreak/>
         <w:drawing>
           <wp:inline distT="0" distB="0" distL="0" distR="0">
             <wp:extent cx="6819900" cy="609600"/>
@@ -700,7 +858,6 @@
           <w:szCs w:val="24"/>
           <w:lang w:eastAsia="vi-VN"/>
         </w:rPr>
-        <w:lastRenderedPageBreak/>
         <w:t>5.     </w:t>
       </w:r>
       <w:r>
@@ -742,6 +899,7 @@
           <w:szCs w:val="24"/>
           <w:lang w:eastAsia="vi-VN"/>
         </w:rPr>
+        <w:lastRenderedPageBreak/>
         <w:drawing>
           <wp:inline distT="0" distB="0" distL="0" distR="0" wp14:anchorId="4B460D9E" wp14:editId="5985530C">
             <wp:extent cx="5731510" cy="6336860"/>
@@ -945,7 +1103,6 @@
           <w:szCs w:val="24"/>
           <w:lang w:eastAsia="vi-VN"/>
         </w:rPr>
-        <w:lastRenderedPageBreak/>
         <w:t>6.     </w:t>
       </w:r>
       <w:r>
@@ -987,6 +1144,7 @@
           <w:szCs w:val="24"/>
           <w:lang w:eastAsia="vi-VN"/>
         </w:rPr>
+        <w:lastRenderedPageBreak/>
         <w:drawing>
           <wp:inline distT="0" distB="0" distL="0" distR="0">
             <wp:extent cx="5867400" cy="6233160"/>
@@ -1144,7 +1302,6 @@
           <w:szCs w:val="24"/>
           <w:lang w:eastAsia="vi-VN"/>
         </w:rPr>
-        <w:lastRenderedPageBreak/>
         <w:t>7.     </w:t>
       </w:r>
       <w:r>
@@ -1186,6 +1343,7 @@
           <w:szCs w:val="24"/>
           <w:lang w:eastAsia="vi-VN"/>
         </w:rPr>
+        <w:lastRenderedPageBreak/>
         <w:drawing>
           <wp:inline distT="0" distB="0" distL="0" distR="0" wp14:anchorId="499FEBAD" wp14:editId="172134C0">
             <wp:extent cx="5731510" cy="6624732"/>
@@ -1332,7 +1490,6 @@
           <w:szCs w:val="24"/>
           <w:lang w:eastAsia="vi-VN"/>
         </w:rPr>
-        <w:lastRenderedPageBreak/>
         <w:t>8.     </w:t>
       </w:r>
       <w:r>
@@ -1368,6 +1525,7 @@
           <w:szCs w:val="24"/>
           <w:lang w:eastAsia="vi-VN"/>
         </w:rPr>
+        <w:lastRenderedPageBreak/>
         <w:t>Nhấp chuột phải vào tệp GhiChuQuanTrong.txt -&gt; chọn Copy (hoặc chọn tệp rồi nhấn Ctrl + C).</w:t>
       </w:r>
     </w:p>
@@ -2607,8 +2765,6 @@
           <w:lang w:eastAsia="vi-VN"/>
         </w:rPr>
       </w:pPr>
-      <w:bookmarkStart w:id="0" w:name="_GoBack"/>
-      <w:bookmarkEnd w:id="0"/>
     </w:p>
     <w:p/>
     <w:sectPr>
@@ -2624,6 +2780,155 @@
 <file path=word/numbering.xml><?xml version="1.0" encoding="utf-8"?>
 <w:numbering xmlns:wpc="http://schemas.microsoft.com/office/word/2010/wordprocessingCanvas" xmlns:cx="http://schemas.microsoft.com/office/drawing/2014/chartex" xmlns:mc="http://schemas.openxmlformats.org/markup-compatibility/2006" xmlns:o="urn:schemas-microsoft-com:office:office" xmlns:r="http://schemas.openxmlformats.org/officeDocument/2006/relationships" xmlns:m="http://schemas.openxmlformats.org/officeDocument/2006/math" xmlns:v="urn:schemas-microsoft-com:vml" xmlns:wp14="http://schemas.microsoft.com/office/word/2010/wordprocessingDrawing" xmlns:wp="http://schemas.openxmlformats.org/drawingml/2006/wordprocessingDrawing" xmlns:w10="urn:schemas-microsoft-com:office:word" xmlns:w="http://schemas.openxmlformats.org/wordprocessingml/2006/main" xmlns:w14="http://schemas.microsoft.com/office/word/2010/wordml" xmlns:w15="http://schemas.microsoft.com/office/word/2012/wordml" xmlns:w16se="http://schemas.microsoft.com/office/word/2015/wordml/symex" xmlns:wpg="http://schemas.microsoft.com/office/word/2010/wordprocessingGroup" xmlns:wpi="http://schemas.microsoft.com/office/word/2010/wordprocessingInk" xmlns:wne="http://schemas.microsoft.com/office/word/2006/wordml" xmlns:wps="http://schemas.microsoft.com/office/word/2010/wordprocessingShape" mc:Ignorable="w14 w15 w16se wp14">
   <w:abstractNum w:abstractNumId="0" w15:restartNumberingAfterBreak="0">
+    <w:nsid w:val="04AC7B24"/>
+    <w:multiLevelType w:val="multilevel"/>
+    <w:tmpl w:val="ABB4BEC6"/>
+    <w:lvl w:ilvl="0">
+      <w:start w:val="1"/>
+      <w:numFmt w:val="bullet"/>
+      <w:lvlText w:val=""/>
+      <w:lvlJc w:val="left"/>
+      <w:pPr>
+        <w:tabs>
+          <w:tab w:val="num" w:pos="720"/>
+        </w:tabs>
+        <w:ind w:left="720" w:hanging="360"/>
+      </w:pPr>
+      <w:rPr>
+        <w:rFonts w:ascii="Wingdings" w:hAnsi="Wingdings" w:hint="default"/>
+        <w:sz w:val="20"/>
+      </w:rPr>
+    </w:lvl>
+    <w:lvl w:ilvl="1" w:tentative="1">
+      <w:start w:val="1"/>
+      <w:numFmt w:val="bullet"/>
+      <w:lvlText w:val=""/>
+      <w:lvlJc w:val="left"/>
+      <w:pPr>
+        <w:tabs>
+          <w:tab w:val="num" w:pos="1440"/>
+        </w:tabs>
+        <w:ind w:left="1440" w:hanging="360"/>
+      </w:pPr>
+      <w:rPr>
+        <w:rFonts w:ascii="Wingdings" w:hAnsi="Wingdings" w:hint="default"/>
+        <w:sz w:val="20"/>
+      </w:rPr>
+    </w:lvl>
+    <w:lvl w:ilvl="2" w:tentative="1">
+      <w:start w:val="1"/>
+      <w:numFmt w:val="bullet"/>
+      <w:lvlText w:val=""/>
+      <w:lvlJc w:val="left"/>
+      <w:pPr>
+        <w:tabs>
+          <w:tab w:val="num" w:pos="2160"/>
+        </w:tabs>
+        <w:ind w:left="2160" w:hanging="360"/>
+      </w:pPr>
+      <w:rPr>
+        <w:rFonts w:ascii="Wingdings" w:hAnsi="Wingdings" w:hint="default"/>
+        <w:sz w:val="20"/>
+      </w:rPr>
+    </w:lvl>
+    <w:lvl w:ilvl="3" w:tentative="1">
+      <w:start w:val="1"/>
+      <w:numFmt w:val="bullet"/>
+      <w:lvlText w:val=""/>
+      <w:lvlJc w:val="left"/>
+      <w:pPr>
+        <w:tabs>
+          <w:tab w:val="num" w:pos="2880"/>
+        </w:tabs>
+        <w:ind w:left="2880" w:hanging="360"/>
+      </w:pPr>
+      <w:rPr>
+        <w:rFonts w:ascii="Wingdings" w:hAnsi="Wingdings" w:hint="default"/>
+        <w:sz w:val="20"/>
+      </w:rPr>
+    </w:lvl>
+    <w:lvl w:ilvl="4" w:tentative="1">
+      <w:start w:val="1"/>
+      <w:numFmt w:val="bullet"/>
+      <w:lvlText w:val=""/>
+      <w:lvlJc w:val="left"/>
+      <w:pPr>
+        <w:tabs>
+          <w:tab w:val="num" w:pos="3600"/>
+        </w:tabs>
+        <w:ind w:left="3600" w:hanging="360"/>
+      </w:pPr>
+      <w:rPr>
+        <w:rFonts w:ascii="Wingdings" w:hAnsi="Wingdings" w:hint="default"/>
+        <w:sz w:val="20"/>
+      </w:rPr>
+    </w:lvl>
+    <w:lvl w:ilvl="5" w:tentative="1">
+      <w:start w:val="1"/>
+      <w:numFmt w:val="bullet"/>
+      <w:lvlText w:val=""/>
+      <w:lvlJc w:val="left"/>
+      <w:pPr>
+        <w:tabs>
+          <w:tab w:val="num" w:pos="4320"/>
+        </w:tabs>
+        <w:ind w:left="4320" w:hanging="360"/>
+      </w:pPr>
+      <w:rPr>
+        <w:rFonts w:ascii="Wingdings" w:hAnsi="Wingdings" w:hint="default"/>
+        <w:sz w:val="20"/>
+      </w:rPr>
+    </w:lvl>
+    <w:lvl w:ilvl="6" w:tentative="1">
+      <w:start w:val="1"/>
+      <w:numFmt w:val="bullet"/>
+      <w:lvlText w:val=""/>
+      <w:lvlJc w:val="left"/>
+      <w:pPr>
+        <w:tabs>
+          <w:tab w:val="num" w:pos="5040"/>
+        </w:tabs>
+        <w:ind w:left="5040" w:hanging="360"/>
+      </w:pPr>
+      <w:rPr>
+        <w:rFonts w:ascii="Wingdings" w:hAnsi="Wingdings" w:hint="default"/>
+        <w:sz w:val="20"/>
+      </w:rPr>
+    </w:lvl>
+    <w:lvl w:ilvl="7" w:tentative="1">
+      <w:start w:val="1"/>
+      <w:numFmt w:val="bullet"/>
+      <w:lvlText w:val=""/>
+      <w:lvlJc w:val="left"/>
+      <w:pPr>
+        <w:tabs>
+          <w:tab w:val="num" w:pos="5760"/>
+        </w:tabs>
+        <w:ind w:left="5760" w:hanging="360"/>
+      </w:pPr>
+      <w:rPr>
+        <w:rFonts w:ascii="Wingdings" w:hAnsi="Wingdings" w:hint="default"/>
+        <w:sz w:val="20"/>
+      </w:rPr>
+    </w:lvl>
+    <w:lvl w:ilvl="8" w:tentative="1">
+      <w:start w:val="1"/>
+      <w:numFmt w:val="bullet"/>
+      <w:lvlText w:val=""/>
+      <w:lvlJc w:val="left"/>
+      <w:pPr>
+        <w:tabs>
+          <w:tab w:val="num" w:pos="6480"/>
+        </w:tabs>
+        <w:ind w:left="6480" w:hanging="360"/>
+      </w:pPr>
+      <w:rPr>
+        <w:rFonts w:ascii="Wingdings" w:hAnsi="Wingdings" w:hint="default"/>
+        <w:sz w:val="20"/>
+      </w:rPr>
+    </w:lvl>
+  </w:abstractNum>
+  <w:abstractNum w:abstractNumId="1" w15:restartNumberingAfterBreak="0">
     <w:nsid w:val="0C565E35"/>
     <w:multiLevelType w:val="multilevel"/>
     <w:tmpl w:val="D16239C6"/>
@@ -2772,7 +3077,7 @@
       </w:rPr>
     </w:lvl>
   </w:abstractNum>
-  <w:abstractNum w:abstractNumId="1" w15:restartNumberingAfterBreak="0">
+  <w:abstractNum w:abstractNumId="2" w15:restartNumberingAfterBreak="0">
     <w:nsid w:val="1634745C"/>
     <w:multiLevelType w:val="multilevel"/>
     <w:tmpl w:val="8EE8EA34"/>
@@ -2921,7 +3226,156 @@
       </w:rPr>
     </w:lvl>
   </w:abstractNum>
-  <w:abstractNum w:abstractNumId="2" w15:restartNumberingAfterBreak="0">
+  <w:abstractNum w:abstractNumId="3" w15:restartNumberingAfterBreak="0">
+    <w:nsid w:val="1FF073EB"/>
+    <w:multiLevelType w:val="multilevel"/>
+    <w:tmpl w:val="B6FC680C"/>
+    <w:lvl w:ilvl="0">
+      <w:start w:val="1"/>
+      <w:numFmt w:val="bullet"/>
+      <w:lvlText w:val=""/>
+      <w:lvlJc w:val="left"/>
+      <w:pPr>
+        <w:tabs>
+          <w:tab w:val="num" w:pos="720"/>
+        </w:tabs>
+        <w:ind w:left="720" w:hanging="360"/>
+      </w:pPr>
+      <w:rPr>
+        <w:rFonts w:ascii="Wingdings" w:hAnsi="Wingdings" w:hint="default"/>
+        <w:sz w:val="20"/>
+      </w:rPr>
+    </w:lvl>
+    <w:lvl w:ilvl="1" w:tentative="1">
+      <w:start w:val="1"/>
+      <w:numFmt w:val="bullet"/>
+      <w:lvlText w:val=""/>
+      <w:lvlJc w:val="left"/>
+      <w:pPr>
+        <w:tabs>
+          <w:tab w:val="num" w:pos="1440"/>
+        </w:tabs>
+        <w:ind w:left="1440" w:hanging="360"/>
+      </w:pPr>
+      <w:rPr>
+        <w:rFonts w:ascii="Wingdings" w:hAnsi="Wingdings" w:hint="default"/>
+        <w:sz w:val="20"/>
+      </w:rPr>
+    </w:lvl>
+    <w:lvl w:ilvl="2" w:tentative="1">
+      <w:start w:val="1"/>
+      <w:numFmt w:val="bullet"/>
+      <w:lvlText w:val=""/>
+      <w:lvlJc w:val="left"/>
+      <w:pPr>
+        <w:tabs>
+          <w:tab w:val="num" w:pos="2160"/>
+        </w:tabs>
+        <w:ind w:left="2160" w:hanging="360"/>
+      </w:pPr>
+      <w:rPr>
+        <w:rFonts w:ascii="Wingdings" w:hAnsi="Wingdings" w:hint="default"/>
+        <w:sz w:val="20"/>
+      </w:rPr>
+    </w:lvl>
+    <w:lvl w:ilvl="3" w:tentative="1">
+      <w:start w:val="1"/>
+      <w:numFmt w:val="bullet"/>
+      <w:lvlText w:val=""/>
+      <w:lvlJc w:val="left"/>
+      <w:pPr>
+        <w:tabs>
+          <w:tab w:val="num" w:pos="2880"/>
+        </w:tabs>
+        <w:ind w:left="2880" w:hanging="360"/>
+      </w:pPr>
+      <w:rPr>
+        <w:rFonts w:ascii="Wingdings" w:hAnsi="Wingdings" w:hint="default"/>
+        <w:sz w:val="20"/>
+      </w:rPr>
+    </w:lvl>
+    <w:lvl w:ilvl="4" w:tentative="1">
+      <w:start w:val="1"/>
+      <w:numFmt w:val="bullet"/>
+      <w:lvlText w:val=""/>
+      <w:lvlJc w:val="left"/>
+      <w:pPr>
+        <w:tabs>
+          <w:tab w:val="num" w:pos="3600"/>
+        </w:tabs>
+        <w:ind w:left="3600" w:hanging="360"/>
+      </w:pPr>
+      <w:rPr>
+        <w:rFonts w:ascii="Wingdings" w:hAnsi="Wingdings" w:hint="default"/>
+        <w:sz w:val="20"/>
+      </w:rPr>
+    </w:lvl>
+    <w:lvl w:ilvl="5" w:tentative="1">
+      <w:start w:val="1"/>
+      <w:numFmt w:val="bullet"/>
+      <w:lvlText w:val=""/>
+      <w:lvlJc w:val="left"/>
+      <w:pPr>
+        <w:tabs>
+          <w:tab w:val="num" w:pos="4320"/>
+        </w:tabs>
+        <w:ind w:left="4320" w:hanging="360"/>
+      </w:pPr>
+      <w:rPr>
+        <w:rFonts w:ascii="Wingdings" w:hAnsi="Wingdings" w:hint="default"/>
+        <w:sz w:val="20"/>
+      </w:rPr>
+    </w:lvl>
+    <w:lvl w:ilvl="6" w:tentative="1">
+      <w:start w:val="1"/>
+      <w:numFmt w:val="bullet"/>
+      <w:lvlText w:val=""/>
+      <w:lvlJc w:val="left"/>
+      <w:pPr>
+        <w:tabs>
+          <w:tab w:val="num" w:pos="5040"/>
+        </w:tabs>
+        <w:ind w:left="5040" w:hanging="360"/>
+      </w:pPr>
+      <w:rPr>
+        <w:rFonts w:ascii="Wingdings" w:hAnsi="Wingdings" w:hint="default"/>
+        <w:sz w:val="20"/>
+      </w:rPr>
+    </w:lvl>
+    <w:lvl w:ilvl="7" w:tentative="1">
+      <w:start w:val="1"/>
+      <w:numFmt w:val="bullet"/>
+      <w:lvlText w:val=""/>
+      <w:lvlJc w:val="left"/>
+      <w:pPr>
+        <w:tabs>
+          <w:tab w:val="num" w:pos="5760"/>
+        </w:tabs>
+        <w:ind w:left="5760" w:hanging="360"/>
+      </w:pPr>
+      <w:rPr>
+        <w:rFonts w:ascii="Wingdings" w:hAnsi="Wingdings" w:hint="default"/>
+        <w:sz w:val="20"/>
+      </w:rPr>
+    </w:lvl>
+    <w:lvl w:ilvl="8" w:tentative="1">
+      <w:start w:val="1"/>
+      <w:numFmt w:val="bullet"/>
+      <w:lvlText w:val=""/>
+      <w:lvlJc w:val="left"/>
+      <w:pPr>
+        <w:tabs>
+          <w:tab w:val="num" w:pos="6480"/>
+        </w:tabs>
+        <w:ind w:left="6480" w:hanging="360"/>
+      </w:pPr>
+      <w:rPr>
+        <w:rFonts w:ascii="Wingdings" w:hAnsi="Wingdings" w:hint="default"/>
+        <w:sz w:val="20"/>
+      </w:rPr>
+    </w:lvl>
+  </w:abstractNum>
+  <w:abstractNum w:abstractNumId="4" w15:restartNumberingAfterBreak="0">
     <w:nsid w:val="24064569"/>
     <w:multiLevelType w:val="multilevel"/>
     <w:tmpl w:val="0DBE6C74"/>
@@ -3070,7 +3524,7 @@
       </w:rPr>
     </w:lvl>
   </w:abstractNum>
-  <w:abstractNum w:abstractNumId="3" w15:restartNumberingAfterBreak="0">
+  <w:abstractNum w:abstractNumId="5" w15:restartNumberingAfterBreak="0">
     <w:nsid w:val="446B0B15"/>
     <w:multiLevelType w:val="multilevel"/>
     <w:tmpl w:val="B3E606C4"/>
@@ -3219,7 +3673,7 @@
       </w:rPr>
     </w:lvl>
   </w:abstractNum>
-  <w:abstractNum w:abstractNumId="4" w15:restartNumberingAfterBreak="0">
+  <w:abstractNum w:abstractNumId="6" w15:restartNumberingAfterBreak="0">
     <w:nsid w:val="724F0941"/>
     <w:multiLevelType w:val="multilevel"/>
     <w:tmpl w:val="4B22EE5E"/>
@@ -3369,19 +3823,25 @@
     </w:lvl>
   </w:abstractNum>
   <w:num w:numId="1">
-    <w:abstractNumId w:val="0"/>
+    <w:abstractNumId w:val="1"/>
   </w:num>
   <w:num w:numId="2">
+    <w:abstractNumId w:val="6"/>
+  </w:num>
+  <w:num w:numId="3">
     <w:abstractNumId w:val="4"/>
   </w:num>
-  <w:num w:numId="3">
+  <w:num w:numId="4">
     <w:abstractNumId w:val="2"/>
   </w:num>
-  <w:num w:numId="4">
-    <w:abstractNumId w:val="1"/>
+  <w:num w:numId="5">
+    <w:abstractNumId w:val="5"/>
   </w:num>
-  <w:num w:numId="5">
+  <w:num w:numId="6">
     <w:abstractNumId w:val="3"/>
+  </w:num>
+  <w:num w:numId="7">
+    <w:abstractNumId w:val="0"/>
   </w:num>
 </w:numbering>
 </file>
@@ -3780,6 +4240,27 @@
     <w:name w:val="Normal"/>
     <w:qFormat/>
   </w:style>
+  <w:style w:type="paragraph" w:styleId="Heading1">
+    <w:name w:val="heading 1"/>
+    <w:basedOn w:val="Normal"/>
+    <w:link w:val="Heading1Char"/>
+    <w:uiPriority w:val="9"/>
+    <w:qFormat/>
+    <w:rsid w:val="007366AD"/>
+    <w:pPr>
+      <w:spacing w:before="100" w:beforeAutospacing="1" w:after="100" w:afterAutospacing="1" w:line="240" w:lineRule="auto"/>
+      <w:outlineLvl w:val="0"/>
+    </w:pPr>
+    <w:rPr>
+      <w:rFonts w:ascii="Times New Roman" w:eastAsia="Times New Roman" w:hAnsi="Times New Roman" w:cs="Times New Roman"/>
+      <w:b/>
+      <w:bCs/>
+      <w:kern w:val="36"/>
+      <w:sz w:val="48"/>
+      <w:szCs w:val="48"/>
+      <w:lang w:eastAsia="vi-VN"/>
+    </w:rPr>
+  </w:style>
   <w:style w:type="character" w:default="1" w:styleId="DefaultParagraphFont">
     <w:name w:val="Default Paragraph Font"/>
     <w:uiPriority w:val="1"/>
@@ -3823,6 +4304,46 @@
       <w:szCs w:val="24"/>
       <w:lang w:eastAsia="vi-VN"/>
     </w:rPr>
+  </w:style>
+  <w:style w:type="character" w:customStyle="1" w:styleId="Heading1Char">
+    <w:name w:val="Heading 1 Char"/>
+    <w:basedOn w:val="DefaultParagraphFont"/>
+    <w:link w:val="Heading1"/>
+    <w:uiPriority w:val="9"/>
+    <w:rsid w:val="007366AD"/>
+    <w:rPr>
+      <w:rFonts w:ascii="Times New Roman" w:eastAsia="Times New Roman" w:hAnsi="Times New Roman" w:cs="Times New Roman"/>
+      <w:b/>
+      <w:bCs/>
+      <w:kern w:val="36"/>
+      <w:sz w:val="48"/>
+      <w:szCs w:val="48"/>
+      <w:lang w:eastAsia="vi-VN"/>
+    </w:rPr>
+  </w:style>
+  <w:style w:type="character" w:customStyle="1" w:styleId="j3nsz">
+    <w:name w:val="j3nsz"/>
+    <w:basedOn w:val="DefaultParagraphFont"/>
+    <w:rsid w:val="007366AD"/>
+  </w:style>
+  <w:style w:type="paragraph" w:customStyle="1" w:styleId="zfr3q">
+    <w:name w:val="zfr3q"/>
+    <w:basedOn w:val="Normal"/>
+    <w:rsid w:val="007366AD"/>
+    <w:pPr>
+      <w:spacing w:before="100" w:beforeAutospacing="1" w:after="100" w:afterAutospacing="1" w:line="240" w:lineRule="auto"/>
+    </w:pPr>
+    <w:rPr>
+      <w:rFonts w:ascii="Times New Roman" w:eastAsia="Times New Roman" w:hAnsi="Times New Roman" w:cs="Times New Roman"/>
+      <w:sz w:val="24"/>
+      <w:szCs w:val="24"/>
+      <w:lang w:eastAsia="vi-VN"/>
+    </w:rPr>
+  </w:style>
+  <w:style w:type="character" w:customStyle="1" w:styleId="c9dxtc">
+    <w:name w:val="c9dxtc"/>
+    <w:basedOn w:val="DefaultParagraphFont"/>
+    <w:rsid w:val="007366AD"/>
   </w:style>
 </w:styles>
 </file>
